--- a/Billie_Heidelberg_Full_Stack_Engineer_Updated.docx
+++ b/Billie_Heidelberg_Full_Stack_Engineer_Updated.docx
@@ -349,7 +349,7 @@
           <w:iCs/>
           <w:color w:val="555555"/>
         </w:rPr>
-        <w:t>Smart Trader</w:t>
+        <w:t>Daily Wick</w:t>
       </w:r>
       <w:r>
         <w:rPr>
